--- a/시험지/기초학력_진단평가_중3+고1_국영수_12문항.docx
+++ b/시험지/기초학력_진단평가_중3+고1_국영수_12문항.docx
@@ -1401,7 +1401,7 @@
           <w:sz w:val="22"/>
           <w:szCs w:val="22"/>
         </w:rPr>
-        <w:t xml:space="preserve">③ which</w:t>
+        <w:t xml:space="preserve">③ what</w:t>
       </w:r>
       <w:r>
         <w:rPr>
@@ -1643,7 +1643,7 @@
           <w:sz w:val="22"/>
           <w:szCs w:val="22"/>
         </w:rPr>
-        <w:t xml:space="preserve">④ that</w:t>
+        <w:t xml:space="preserve">④ who</w:t>
       </w:r>
     </w:p>
     <w:p>
@@ -1691,7 +1691,7 @@
           <w:sz w:val="22"/>
           <w:szCs w:val="22"/>
         </w:rPr>
-        <w:t xml:space="preserve">② which</w:t>
+        <w:t xml:space="preserve">② what</w:t>
       </w:r>
       <w:r>
         <w:rPr>
